--- a/WF0_Landing_Page_BRD.docx
+++ b/WF0_Landing_Page_BRD.docx
@@ -78,7 +78,7 @@
           <w:sz w:val="32"/>
           <w:szCs w:val="32"/>
         </w:rPr>
-        <w:t xml:space="preserve">Workflow 1 — Landing Page &amp; Authentication</w:t>
+        <w:t>Workflow 0 — Landing Page &amp; Authentication</w:t>
       </w:r>
     </w:p>
     <w:p>
@@ -195,7 +195,7 @@
                 <w:sz w:val="21"/>
                 <w:szCs w:val="21"/>
               </w:rPr>
-              <w:t xml:space="preserve">BRD — Workflow 1: Landing Page &amp; Authentication</w:t>
+              <w:t>BRD — Workflow 0: Landing Page &amp; Authentication</w:t>
             </w:r>
           </w:p>
         </w:tc>
@@ -962,7 +962,7 @@
                 <w:sz w:val="21"/>
                 <w:szCs w:val="21"/>
               </w:rPr>
-              <w:t xml:space="preserve">Initial draft of Workflow 1 — Landing Page &amp; Authentication</w:t>
+              <w:t>Initial draft of Workflow 0 — Landing Page &amp; Authentication</w:t>
             </w:r>
           </w:p>
         </w:tc>
@@ -3180,7 +3180,7 @@
           <w:sz w:val="22"/>
           <w:szCs w:val="22"/>
         </w:rPr>
-        <w:t xml:space="preserve">This BRD covers the following capabilities of Workflow 1 — Landing Page &amp; Authentication:</w:t>
+        <w:t>This BRD covers the following capabilities of Workflow 0 — Landing Page &amp; Authentication:</w:t>
       </w:r>
     </w:p>
     <w:p>
@@ -3526,7 +3526,7 @@
           <w:sz w:val="22"/>
           <w:szCs w:val="22"/>
         </w:rPr>
-        <w:t xml:space="preserve">Requirement identifiers in this document follow the pattern WF1-XXX-NNN, where XXX denotes the functional area (e.g., AUTH for authentication, ROLE for role handling, SESS for session management) and NNN is a sequential number. The keywords "must", "shall", and "will" denote mandatory requirements; "should" denotes recommended requirements; and "may" denotes optional requirements.</w:t>
+        <w:t>Requirement identifiers in this document follow the pattern WF0-XXX-NNN, where XXX denotes the functional area (e.g., AUTH for authentication, ROLE for role handling, SESS for session management) and NNN is a sequential number. The keywords "must", "shall", and "will" denote mandatory requirements; "should" denotes recommended requirements; and "may" denotes optional requirements.</w:t>
       </w:r>
     </w:p>
     <w:p>
@@ -5641,7 +5641,7 @@
                 <w:sz w:val="21"/>
                 <w:szCs w:val="21"/>
               </w:rPr>
-              <w:t xml:space="preserve">WF1-PRE-001</w:t>
+              <w:t>WF0-PRE-001</w:t>
             </w:r>
           </w:p>
         </w:tc>
@@ -5746,7 +5746,7 @@
                 <w:sz w:val="21"/>
                 <w:szCs w:val="21"/>
               </w:rPr>
-              <w:t xml:space="preserve">WF1-PRE-002</w:t>
+              <w:t>WF0-PRE-002</w:t>
             </w:r>
           </w:p>
         </w:tc>
@@ -5852,7 +5852,7 @@
                 <w:sz w:val="21"/>
                 <w:szCs w:val="21"/>
               </w:rPr>
-              <w:t xml:space="preserve">WF1-PRE-003</w:t>
+              <w:t>WF0-PRE-003</w:t>
             </w:r>
           </w:p>
         </w:tc>
@@ -5957,7 +5957,7 @@
                 <w:sz w:val="21"/>
                 <w:szCs w:val="21"/>
               </w:rPr>
-              <w:t xml:space="preserve">WF1-PRE-004</w:t>
+              <w:t>WF0-PRE-004</w:t>
             </w:r>
           </w:p>
         </w:tc>
@@ -6063,7 +6063,7 @@
                 <w:sz w:val="21"/>
                 <w:szCs w:val="21"/>
               </w:rPr>
-              <w:t xml:space="preserve">WF1-PRE-005</w:t>
+              <w:t>WF0-PRE-005</w:t>
             </w:r>
           </w:p>
         </w:tc>
@@ -6168,7 +6168,7 @@
                 <w:sz w:val="21"/>
                 <w:szCs w:val="21"/>
               </w:rPr>
-              <w:t xml:space="preserve">WF1-PRE-006</w:t>
+              <w:t>WF0-PRE-006</w:t>
             </w:r>
           </w:p>
         </w:tc>
@@ -6274,7 +6274,7 @@
                 <w:sz w:val="21"/>
                 <w:szCs w:val="21"/>
               </w:rPr>
-              <w:t xml:space="preserve">WF1-PRE-007</w:t>
+              <w:t>WF0-PRE-007</w:t>
             </w:r>
           </w:p>
         </w:tc>
@@ -6379,7 +6379,7 @@
                 <w:sz w:val="21"/>
                 <w:szCs w:val="21"/>
               </w:rPr>
-              <w:t xml:space="preserve">WF1-PRE-008</w:t>
+              <w:t>WF0-PRE-008</w:t>
             </w:r>
           </w:p>
         </w:tc>
@@ -6485,7 +6485,7 @@
                 <w:sz w:val="21"/>
                 <w:szCs w:val="21"/>
               </w:rPr>
-              <w:t xml:space="preserve">WF1-PRE-009</w:t>
+              <w:t>WF0-PRE-009</w:t>
             </w:r>
           </w:p>
         </w:tc>
@@ -6773,7 +6773,7 @@
                 <w:sz w:val="21"/>
                 <w:szCs w:val="21"/>
               </w:rPr>
-              <w:t xml:space="preserve">WF1-AUTH-001</w:t>
+              <w:t>WF0-AUTH-001</w:t>
             </w:r>
           </w:p>
         </w:tc>
@@ -6878,7 +6878,7 @@
                 <w:sz w:val="21"/>
                 <w:szCs w:val="21"/>
               </w:rPr>
-              <w:t xml:space="preserve">WF1-AUTH-002</w:t>
+              <w:t>WF0-AUTH-002</w:t>
             </w:r>
           </w:p>
         </w:tc>
@@ -6984,7 +6984,7 @@
                 <w:sz w:val="21"/>
                 <w:szCs w:val="21"/>
               </w:rPr>
-              <w:t xml:space="preserve">WF1-AUTH-003</w:t>
+              <w:t>WF0-AUTH-003</w:t>
             </w:r>
           </w:p>
         </w:tc>
@@ -7089,7 +7089,7 @@
                 <w:sz w:val="21"/>
                 <w:szCs w:val="21"/>
               </w:rPr>
-              <w:t xml:space="preserve">WF1-AUTH-004</w:t>
+              <w:t>WF0-AUTH-004</w:t>
             </w:r>
           </w:p>
         </w:tc>
@@ -7195,7 +7195,7 @@
                 <w:sz w:val="21"/>
                 <w:szCs w:val="21"/>
               </w:rPr>
-              <w:t xml:space="preserve">WF1-AUTH-005</w:t>
+              <w:t>WF0-AUTH-005</w:t>
             </w:r>
           </w:p>
         </w:tc>
@@ -7300,7 +7300,7 @@
                 <w:sz w:val="21"/>
                 <w:szCs w:val="21"/>
               </w:rPr>
-              <w:t xml:space="preserve">WF1-AUTH-006</w:t>
+              <w:t>WF0-AUTH-006</w:t>
             </w:r>
           </w:p>
         </w:tc>
@@ -7406,7 +7406,7 @@
                 <w:sz w:val="21"/>
                 <w:szCs w:val="21"/>
               </w:rPr>
-              <w:t xml:space="preserve">WF1-AUTH-007</w:t>
+              <w:t>WF0-AUTH-007</w:t>
             </w:r>
           </w:p>
         </w:tc>
@@ -7511,7 +7511,7 @@
                 <w:sz w:val="21"/>
                 <w:szCs w:val="21"/>
               </w:rPr>
-              <w:t xml:space="preserve">WF1-AUTH-008</w:t>
+              <w:t>WF0-AUTH-008</w:t>
             </w:r>
           </w:p>
         </w:tc>
@@ -7617,7 +7617,7 @@
                 <w:sz w:val="21"/>
                 <w:szCs w:val="21"/>
               </w:rPr>
-              <w:t xml:space="preserve">WF1-AUTH-009</w:t>
+              <w:t>WF0-AUTH-009</w:t>
             </w:r>
           </w:p>
         </w:tc>
@@ -7722,7 +7722,7 @@
                 <w:sz w:val="21"/>
                 <w:szCs w:val="21"/>
               </w:rPr>
-              <w:t xml:space="preserve">WF1-AUTH-010</w:t>
+              <w:t>WF0-AUTH-010</w:t>
             </w:r>
           </w:p>
         </w:tc>
@@ -7828,7 +7828,7 @@
                 <w:sz w:val="21"/>
                 <w:szCs w:val="21"/>
               </w:rPr>
-              <w:t xml:space="preserve">WF1-AUTH-011</w:t>
+              <w:t>WF0-AUTH-011</w:t>
             </w:r>
           </w:p>
         </w:tc>
@@ -7933,7 +7933,7 @@
                 <w:sz w:val="21"/>
                 <w:szCs w:val="21"/>
               </w:rPr>
-              <w:t xml:space="preserve">WF1-AUTH-012</w:t>
+              <w:t>WF0-AUTH-012</w:t>
             </w:r>
           </w:p>
         </w:tc>
@@ -8223,7 +8223,7 @@
                 <w:sz w:val="21"/>
                 <w:szCs w:val="21"/>
               </w:rPr>
-              <w:t xml:space="preserve">WF1-REQ-001</w:t>
+              <w:t>WF0-REQ-001</w:t>
             </w:r>
           </w:p>
         </w:tc>
@@ -8328,7 +8328,7 @@
                 <w:sz w:val="21"/>
                 <w:szCs w:val="21"/>
               </w:rPr>
-              <w:t xml:space="preserve">WF1-REQ-002</w:t>
+              <w:t>WF0-REQ-002</w:t>
             </w:r>
           </w:p>
         </w:tc>
@@ -8434,7 +8434,7 @@
                 <w:sz w:val="21"/>
                 <w:szCs w:val="21"/>
               </w:rPr>
-              <w:t xml:space="preserve">WF1-REQ-003</w:t>
+              <w:t>WF0-REQ-003</w:t>
             </w:r>
           </w:p>
         </w:tc>
@@ -8539,7 +8539,7 @@
                 <w:sz w:val="21"/>
                 <w:szCs w:val="21"/>
               </w:rPr>
-              <w:t xml:space="preserve">WF1-REQ-004</w:t>
+              <w:t>WF0-REQ-004</w:t>
             </w:r>
           </w:p>
         </w:tc>
@@ -8645,7 +8645,7 @@
                 <w:sz w:val="21"/>
                 <w:szCs w:val="21"/>
               </w:rPr>
-              <w:t xml:space="preserve">WF1-REQ-005</w:t>
+              <w:t>WF0-REQ-005</w:t>
             </w:r>
           </w:p>
         </w:tc>
@@ -8750,7 +8750,7 @@
                 <w:sz w:val="21"/>
                 <w:szCs w:val="21"/>
               </w:rPr>
-              <w:t xml:space="preserve">WF1-REQ-006</w:t>
+              <w:t>WF0-REQ-006</w:t>
             </w:r>
           </w:p>
         </w:tc>
@@ -8856,7 +8856,7 @@
                 <w:sz w:val="21"/>
                 <w:szCs w:val="21"/>
               </w:rPr>
-              <w:t xml:space="preserve">WF1-REQ-007</w:t>
+              <w:t>WF0-REQ-007</w:t>
             </w:r>
           </w:p>
         </w:tc>
@@ -8961,7 +8961,7 @@
                 <w:sz w:val="21"/>
                 <w:szCs w:val="21"/>
               </w:rPr>
-              <w:t xml:space="preserve">WF1-REQ-008</w:t>
+              <w:t>WF0-REQ-008</w:t>
             </w:r>
           </w:p>
         </w:tc>
@@ -9067,7 +9067,7 @@
                 <w:sz w:val="21"/>
                 <w:szCs w:val="21"/>
               </w:rPr>
-              <w:t xml:space="preserve">WF1-REQ-009</w:t>
+              <w:t>WF0-REQ-009</w:t>
             </w:r>
           </w:p>
         </w:tc>
@@ -9172,7 +9172,7 @@
                 <w:sz w:val="21"/>
                 <w:szCs w:val="21"/>
               </w:rPr>
-              <w:t xml:space="preserve">WF1-REQ-010</w:t>
+              <w:t>WF0-REQ-010</w:t>
             </w:r>
           </w:p>
         </w:tc>
@@ -9459,7 +9459,7 @@
                 <w:sz w:val="21"/>
                 <w:szCs w:val="21"/>
               </w:rPr>
-              <w:t xml:space="preserve">WF1-LAY-001</w:t>
+              <w:t>WF0-LAY-001</w:t>
             </w:r>
           </w:p>
         </w:tc>
@@ -9564,7 +9564,7 @@
                 <w:sz w:val="21"/>
                 <w:szCs w:val="21"/>
               </w:rPr>
-              <w:t xml:space="preserve">WF1-LAY-002</w:t>
+              <w:t>WF0-LAY-002</w:t>
             </w:r>
           </w:p>
         </w:tc>
@@ -9670,7 +9670,7 @@
                 <w:sz w:val="21"/>
                 <w:szCs w:val="21"/>
               </w:rPr>
-              <w:t xml:space="preserve">WF1-LAY-003</w:t>
+              <w:t>WF0-LAY-003</w:t>
             </w:r>
           </w:p>
         </w:tc>
@@ -9775,7 +9775,7 @@
                 <w:sz w:val="21"/>
                 <w:szCs w:val="21"/>
               </w:rPr>
-              <w:t xml:space="preserve">WF1-LAY-004</w:t>
+              <w:t>WF0-LAY-004</w:t>
             </w:r>
           </w:p>
         </w:tc>
@@ -9881,7 +9881,7 @@
                 <w:sz w:val="21"/>
                 <w:szCs w:val="21"/>
               </w:rPr>
-              <w:t xml:space="preserve">WF1-LAY-005</w:t>
+              <w:t>WF0-LAY-005</w:t>
             </w:r>
           </w:p>
         </w:tc>
@@ -9986,7 +9986,7 @@
                 <w:sz w:val="21"/>
                 <w:szCs w:val="21"/>
               </w:rPr>
-              <w:t xml:space="preserve">WF1-LAY-006</w:t>
+              <w:t>WF0-LAY-006</w:t>
             </w:r>
           </w:p>
         </w:tc>
@@ -10092,7 +10092,7 @@
                 <w:sz w:val="21"/>
                 <w:szCs w:val="21"/>
               </w:rPr>
-              <w:t xml:space="preserve">WF1-LAY-007</w:t>
+              <w:t>WF0-LAY-007</w:t>
             </w:r>
           </w:p>
         </w:tc>
@@ -10197,7 +10197,7 @@
                 <w:sz w:val="21"/>
                 <w:szCs w:val="21"/>
               </w:rPr>
-              <w:t xml:space="preserve">WF1-LAY-008</w:t>
+              <w:t>WF0-LAY-008</w:t>
             </w:r>
           </w:p>
         </w:tc>
@@ -11861,7 +11861,7 @@
                 <w:sz w:val="21"/>
                 <w:szCs w:val="21"/>
               </w:rPr>
-              <w:t xml:space="preserve">Repository</w:t>
+              <w:t>Data Center</w:t>
             </w:r>
           </w:p>
         </w:tc>
@@ -11895,7 +11895,7 @@
                 <w:sz w:val="21"/>
                 <w:szCs w:val="21"/>
               </w:rPr>
-              <w:t xml:space="preserve">Access model repositories and artifacts; request access to additional repositories.</w:t>
+              <w:t>Access the Data Center and Repository module for model artifacts and data.</w:t>
             </w:r>
           </w:p>
         </w:tc>
@@ -12612,7 +12612,7 @@
                 <w:sz w:val="21"/>
                 <w:szCs w:val="21"/>
               </w:rPr>
-              <w:t>WF1-EXT-001</w:t>
+              <w:t>WF0-EXT-001</w:t>
             </w:r>
           </w:p>
         </w:tc>
@@ -12717,7 +12717,7 @@
                 <w:sz w:val="21"/>
                 <w:szCs w:val="21"/>
               </w:rPr>
-              <w:t>WF1-EXT-002</w:t>
+              <w:t>WF0-EXT-002</w:t>
             </w:r>
           </w:p>
         </w:tc>
@@ -12823,7 +12823,7 @@
                 <w:sz w:val="21"/>
                 <w:szCs w:val="21"/>
               </w:rPr>
-              <w:t>WF1-EXT-003</w:t>
+              <w:t>WF0-EXT-003</w:t>
             </w:r>
           </w:p>
         </w:tc>
@@ -12928,7 +12928,7 @@
                 <w:sz w:val="21"/>
                 <w:szCs w:val="21"/>
               </w:rPr>
-              <w:t>WF1-EXT-004</w:t>
+              <w:t>WF0-EXT-004</w:t>
             </w:r>
           </w:p>
         </w:tc>
@@ -13215,7 +13215,7 @@
                 <w:sz w:val="21"/>
                 <w:szCs w:val="21"/>
               </w:rPr>
-              <w:t xml:space="preserve">WF1-ROLE-001</w:t>
+              <w:t>WF0-ROLE-001</w:t>
             </w:r>
           </w:p>
         </w:tc>
@@ -13320,7 +13320,7 @@
                 <w:sz w:val="21"/>
                 <w:szCs w:val="21"/>
               </w:rPr>
-              <w:t xml:space="preserve">WF1-ROLE-002</w:t>
+              <w:t>WF0-ROLE-002</w:t>
             </w:r>
           </w:p>
         </w:tc>
@@ -13426,7 +13426,7 @@
                 <w:sz w:val="21"/>
                 <w:szCs w:val="21"/>
               </w:rPr>
-              <w:t xml:space="preserve">WF1-ROLE-003</w:t>
+              <w:t>WF0-ROLE-003</w:t>
             </w:r>
           </w:p>
         </w:tc>
@@ -13531,7 +13531,7 @@
                 <w:sz w:val="21"/>
                 <w:szCs w:val="21"/>
               </w:rPr>
-              <w:t xml:space="preserve">WF1-ROLE-004</w:t>
+              <w:t>WF0-ROLE-004</w:t>
             </w:r>
           </w:p>
         </w:tc>
@@ -13637,7 +13637,7 @@
                 <w:sz w:val="21"/>
                 <w:szCs w:val="21"/>
               </w:rPr>
-              <w:t xml:space="preserve">WF1-ROLE-005</w:t>
+              <w:t>WF0-ROLE-005</w:t>
             </w:r>
           </w:p>
         </w:tc>
@@ -13742,7 +13742,7 @@
                 <w:sz w:val="21"/>
                 <w:szCs w:val="21"/>
               </w:rPr>
-              <w:t xml:space="preserve">WF1-ROLE-006</w:t>
+              <w:t>WF0-ROLE-006</w:t>
             </w:r>
           </w:p>
         </w:tc>
@@ -13848,7 +13848,7 @@
                 <w:sz w:val="21"/>
                 <w:szCs w:val="21"/>
               </w:rPr>
-              <w:t xml:space="preserve">WF1-ROLE-007</w:t>
+              <w:t>WF0-ROLE-007</w:t>
             </w:r>
           </w:p>
         </w:tc>
@@ -13953,7 +13953,7 @@
                 <w:sz w:val="21"/>
                 <w:szCs w:val="21"/>
               </w:rPr>
-              <w:t xml:space="preserve">WF1-ROLE-008</w:t>
+              <w:t>WF0-ROLE-008</w:t>
             </w:r>
           </w:p>
         </w:tc>
@@ -14243,7 +14243,7 @@
                 <w:sz w:val="21"/>
                 <w:szCs w:val="21"/>
               </w:rPr>
-              <w:t xml:space="preserve">WF1-UNA-001</w:t>
+              <w:t>WF0-UNA-001</w:t>
             </w:r>
           </w:p>
         </w:tc>
@@ -14348,7 +14348,7 @@
                 <w:sz w:val="21"/>
                 <w:szCs w:val="21"/>
               </w:rPr>
-              <w:t xml:space="preserve">WF1-UNA-002</w:t>
+              <w:t>WF0-UNA-002</w:t>
             </w:r>
           </w:p>
         </w:tc>
@@ -14383,7 +14383,7 @@
                 <w:sz w:val="21"/>
                 <w:szCs w:val="21"/>
               </w:rPr>
-              <w:t>The "No Access Assigned" page shall provide a "Request Access" CTA routing to the access request form (User / External), and a "Sign Out" CTA terminating the session.</w:t>
+              <w:t>The "No Access Assigned" page shall provide a "Request Viewer Access" CTA routing to the access request form (User / External), and a "Sign Out" CTA terminating the session.</w:t>
             </w:r>
           </w:p>
         </w:tc>
@@ -14454,7 +14454,7 @@
                 <w:sz w:val="21"/>
                 <w:szCs w:val="21"/>
               </w:rPr>
-              <w:t xml:space="preserve">WF1-UNA-003</w:t>
+              <w:t>WF0-UNA-003</w:t>
             </w:r>
           </w:p>
         </w:tc>
@@ -14711,7 +14711,7 @@
                 <w:sz w:val="21"/>
                 <w:szCs w:val="21"/>
               </w:rPr>
-              <w:t xml:space="preserve">WF1-FOR-001</w:t>
+              <w:t>WF0-FOR-001</w:t>
             </w:r>
           </w:p>
         </w:tc>
@@ -14816,7 +14816,7 @@
                 <w:sz w:val="21"/>
                 <w:szCs w:val="21"/>
               </w:rPr>
-              <w:t xml:space="preserve">WF1-FOR-002</w:t>
+              <w:t>WF0-FOR-002</w:t>
             </w:r>
           </w:p>
         </w:tc>
@@ -14922,7 +14922,7 @@
                 <w:sz w:val="21"/>
                 <w:szCs w:val="21"/>
               </w:rPr>
-              <w:t xml:space="preserve">WF1-FOR-003</w:t>
+              <w:t>WF0-FOR-003</w:t>
             </w:r>
           </w:p>
         </w:tc>
@@ -15027,7 +15027,7 @@
                 <w:sz w:val="21"/>
                 <w:szCs w:val="21"/>
               </w:rPr>
-              <w:t xml:space="preserve">WF1-FOR-004</w:t>
+              <w:t>WF0-FOR-004</w:t>
             </w:r>
           </w:p>
         </w:tc>
@@ -15286,7 +15286,7 @@
                 <w:sz w:val="21"/>
                 <w:szCs w:val="21"/>
               </w:rPr>
-              <w:t xml:space="preserve">WF1-AFL-001</w:t>
+              <w:t>WF0-AFL-001</w:t>
             </w:r>
           </w:p>
         </w:tc>
@@ -15391,7 +15391,7 @@
                 <w:sz w:val="21"/>
                 <w:szCs w:val="21"/>
               </w:rPr>
-              <w:t xml:space="preserve">WF1-AFL-002</w:t>
+              <w:t>WF0-AFL-002</w:t>
             </w:r>
           </w:p>
         </w:tc>
@@ -15678,7 +15678,7 @@
                 <w:sz w:val="21"/>
                 <w:szCs w:val="21"/>
               </w:rPr>
-              <w:t xml:space="preserve">WF1-SESS-001</w:t>
+              <w:t>WF0-SESS-001</w:t>
             </w:r>
           </w:p>
         </w:tc>
@@ -15783,7 +15783,7 @@
                 <w:sz w:val="21"/>
                 <w:szCs w:val="21"/>
               </w:rPr>
-              <w:t xml:space="preserve">WF1-SESS-002</w:t>
+              <w:t>WF0-SESS-002</w:t>
             </w:r>
           </w:p>
         </w:tc>
@@ -15889,7 +15889,7 @@
                 <w:sz w:val="21"/>
                 <w:szCs w:val="21"/>
               </w:rPr>
-              <w:t xml:space="preserve">WF1-SESS-003</w:t>
+              <w:t>WF0-SESS-003</w:t>
             </w:r>
           </w:p>
         </w:tc>
@@ -15994,7 +15994,7 @@
                 <w:sz w:val="21"/>
                 <w:szCs w:val="21"/>
               </w:rPr>
-              <w:t xml:space="preserve">WF1-SESS-004</w:t>
+              <w:t>WF0-SESS-004</w:t>
             </w:r>
           </w:p>
         </w:tc>
@@ -16100,7 +16100,7 @@
                 <w:sz w:val="21"/>
                 <w:szCs w:val="21"/>
               </w:rPr>
-              <w:t xml:space="preserve">WF1-SESS-005</w:t>
+              <w:t>WF0-SESS-005</w:t>
             </w:r>
           </w:p>
         </w:tc>
@@ -16205,7 +16205,7 @@
                 <w:sz w:val="21"/>
                 <w:szCs w:val="21"/>
               </w:rPr>
-              <w:t xml:space="preserve">WF1-SESS-006</w:t>
+              <w:t>WF0-SESS-006</w:t>
             </w:r>
           </w:p>
         </w:tc>
@@ -16311,7 +16311,7 @@
                 <w:sz w:val="21"/>
                 <w:szCs w:val="21"/>
               </w:rPr>
-              <w:t xml:space="preserve">WF1-SESS-007</w:t>
+              <w:t>WF0-SESS-007</w:t>
             </w:r>
           </w:p>
         </w:tc>
@@ -16416,7 +16416,7 @@
                 <w:sz w:val="21"/>
                 <w:szCs w:val="21"/>
               </w:rPr>
-              <w:t xml:space="preserve">WF1-SESS-008</w:t>
+              <w:t>WF0-SESS-008</w:t>
             </w:r>
           </w:p>
         </w:tc>
@@ -16522,7 +16522,7 @@
                 <w:sz w:val="21"/>
                 <w:szCs w:val="21"/>
               </w:rPr>
-              <w:t xml:space="preserve">WF1-SESS-009</w:t>
+              <w:t>WF0-SESS-009</w:t>
             </w:r>
           </w:p>
         </w:tc>
@@ -16810,7 +16810,7 @@
                 <w:sz w:val="21"/>
                 <w:szCs w:val="21"/>
               </w:rPr>
-              <w:t xml:space="preserve">WF1-RES-001</w:t>
+              <w:t>WF0-RES-001</w:t>
             </w:r>
           </w:p>
         </w:tc>
@@ -16915,7 +16915,7 @@
                 <w:sz w:val="21"/>
                 <w:szCs w:val="21"/>
               </w:rPr>
-              <w:t xml:space="preserve">WF1-RES-002</w:t>
+              <w:t>WF0-RES-002</w:t>
             </w:r>
           </w:p>
         </w:tc>
@@ -17021,7 +17021,7 @@
                 <w:sz w:val="21"/>
                 <w:szCs w:val="21"/>
               </w:rPr>
-              <w:t xml:space="preserve">WF1-RES-003</w:t>
+              <w:t>WF0-RES-003</w:t>
             </w:r>
           </w:p>
         </w:tc>
@@ -17126,7 +17126,7 @@
                 <w:sz w:val="21"/>
                 <w:szCs w:val="21"/>
               </w:rPr>
-              <w:t xml:space="preserve">WF1-RES-004</w:t>
+              <w:t>WF0-RES-004</w:t>
             </w:r>
           </w:p>
         </w:tc>
@@ -17232,7 +17232,7 @@
                 <w:sz w:val="21"/>
                 <w:szCs w:val="21"/>
               </w:rPr>
-              <w:t xml:space="preserve">WF1-RES-005</w:t>
+              <w:t>WF0-RES-005</w:t>
             </w:r>
           </w:p>
         </w:tc>
@@ -17337,7 +17337,7 @@
                 <w:sz w:val="21"/>
                 <w:szCs w:val="21"/>
               </w:rPr>
-              <w:t xml:space="preserve">WF1-RES-006</w:t>
+              <w:t>WF0-RES-006</w:t>
             </w:r>
           </w:p>
         </w:tc>
@@ -17443,7 +17443,7 @@
                 <w:sz w:val="21"/>
                 <w:szCs w:val="21"/>
               </w:rPr>
-              <w:t xml:space="preserve">WF1-RES-007</w:t>
+              <w:t>WF0-RES-007</w:t>
             </w:r>
           </w:p>
         </w:tc>
@@ -19194,7 +19194,7 @@
           <w:sz w:val="22"/>
           <w:szCs w:val="22"/>
         </w:rPr>
-        <w:t xml:space="preserve">The following items have been identified during requirements elaboration and parked for resolution prior to or during subsequent workflow definition. They do not block the development of Workflow 1 but require closure to ensure full implementation alignment.</w:t>
+        <w:t>The following items have been identified during requirements elaboration and parked for resolution prior to or during subsequent workflow definition. They do not block the development of Workflow 0 but require closure to ensure full implementation alignment.</w:t>
       </w:r>
     </w:p>
     <w:tbl>
@@ -20949,7 +20949,7 @@
                 <w:sz w:val="21"/>
                 <w:szCs w:val="21"/>
               </w:rPr>
-              <w:t>The limited-access role for external stakeholders, auditors, and reviewers (formerly called Viewer).</w:t>
+              <w:t>The limited-access role for external stakeholders, auditors, and reviewers (alternate name; previously used, now referred to as External throughout this document).</w:t>
             </w:r>
           </w:p>
         </w:tc>
@@ -21135,7 +21135,7 @@
           <w:sz w:val="22"/>
           <w:szCs w:val="22"/>
         </w:rPr>
-        <w:t xml:space="preserve">— End of Workflow 1 BRD —</w:t>
+        <w:t>— End of Workflow 0 BRD —</w:t>
       </w:r>
     </w:p>
     <w:sectPr>
